--- a/arb/docx/04.content.docx
+++ b/arb/docx/04.content.docx
@@ -178,13 +178,6 @@
         <w:rPr>
           <w:lang w:val="ar_AE" w:bidi="ar_AE"/>
         </w:rPr>
-      </w:r>
-      <w:r>
-        <w:rPr>
-          <w:i/>
-          <w:lang w:val="ar_AE" w:bidi="ar_AE"/>
-        </w:rPr>
-        <w:t>العدد 1: 1, العدد 1: 1–16, العدد 1: 1–10.10, العدد 1: 2–16, العدد 1: 16, العدد 1: 17–46, العدد 1: 20–43, العدد 1: 47–54, العدد 1: 50, العدد 1: 50–53, العدد 2: 1–34, العدد 2: 2, العدد 2: 3–9, العدد 2: 10–16, العدد 2: 18–24, العدد 2: 25–31, العدد 2: 34, العدد 3: 1–4, العدد 3: 1–4.49, العدد 3: 4, العدد 3: 5–13, العدد 3: 10, العدد 3: 11–13, العدد 3: 14–39, العدد 3: 27–32, العدد 3: 28, العدد 3: 32, العدد 3: 38, العدد 3: 39, العدد 3: 40–51, العدد 4: 1, العدد 4: 1–49, العدد 4: 3, العدد 4: 4–20, العدد 4: 15, العدد 4: 21–28, العدد 4: 29–33, العدد 4: 34–49, العدد 5: 1–4, العدد 5: 1–31, العدد 5: 1–10. 10, العدد 5: 2, العدد 5: 5–10, العدد 5: 6, العدد 5: 7, العدد 5: 8, العدد 5: 9–10, العدد 5: 11–31, العدد 5: 14–15, العدد 5: 17, العدد 5: 21, العدد 5: 23–24, العدد 5: 29–31, العدد 6: 1–21, العدد 6: 2, العدد 6: 3–4, العدد 6: 5, العدد 6: 6–8, العدد 6: 9–21, العدد 6: 22–27, العدد 6: 24, العدد 6: 24–26, العدد 6: 25, العدد 6: 26, العدد 6: 27, العدد 7: 1, العدد 7: 1–89, العدد 7: 2–9, العدد 7: 9, العدد 7: 10–11, العدد 7: 12–83, العدد 7: 84–88, العدد 7: 89, العدد 8: 1–4, العدد 8: 5–22, العدد 8: 7, العدد 8: 10–11, العدد 8: 11, العدد 8: 12–22, العدد 8: 19, العدد 8: 23–26, العدد 9: 1–14, العدد 9: 2–3, العدد 9: 4–7, العدد 9: 8, العدد 9: 9–14, العدد 9: 12, العدد 9: 13, العدد 9: 14, العدد 9: 15–23, العدد 9: 19–23, العدد 10: 1–10, العدد 10: 2–4, العدد 10: 5–8, العدد 10: 8, العدد 10: 9–10, العدد 10: 11–36, العدد 10: 12, العدد 10: 13–28, العدد 10: 29–32, العدد 10: 33, العدد 10: 35, العدد 10: 36, العدد 11: 1, العدد 11: 1–35, العدد 11: 2–3, العدد 11: 4–6, العدد 11: 4–15, العدد 11: 6, العدد 11: 7–9, العدد 11: 10–15, العدد 11: 16–30, العدد 11: 25, العدد 11: 28–29, العدد 11: 31–35, العدد 11: 34–35, العدد 12: 1, العدد 12: 1–2, العدد 12: 1–16, العدد 12: 2, العدد 12: 3, العدد 12: 4–8, العدد 12: 6–8, العدد 12: 9–16, العدد 12: 14, العدد 12: 16, العدد 13: 1–16, العدد 13: 1–14. 45, العدد 13: 17–20, العدد 13: 20, العدد 13: 21, العدد 13: 21–24, العدد 13: 22, العدد 13: 25–29, العدد 13: 26, العدد 13: 27, العدد 13: 29, العدد 13: 30, العدد 13: 33, العدد 14: 1–45, العدد 14: 3–4, العدد 14: 5, العدد 14: 6, العدد 14: 7–9, العدد 14: 10, العدد 14: 11, العدد 14: 12, العدد 14: 13–25, العدد 14: 17–18, العدد 14: 19, العدد 14: 20–25, العدد 14: 22, العدد 14: 23–25, العدد 14: 28, العدد 14: 34, العدد 14: 39–45, العدد 14: 43, العدد 14: 44, العدد 14: 45, العدد 15: 1–3, العدد 15: 1–41, العدد 15: 3, العدد 15: 12–16, العدد 15: 17–21, العدد 15: 22–29, العدد 15: 30–31, العدد 15: 32–36, العدد 15: 34, العدد 15: 37–41, العدد 16: 1–17: 13, العدد 16: 3, العدد 16: 4–7, العدد 16: 6, العدد 16: 10, العدد 16: 13, العدد 16: 14, العدد 16: 15, العدد 16: 16–17, العدد 16: 18–22, العدد 16: 19, العدد 16: 21–26, العدد 16: 26, العدد 16: 28–30, العدد 16: 31–33, العدد 16: 34–35, العدد 16: 37, العدد 16: 38–40, العدد 16: 41, العدد 16: 42–48, العدد 16: 46–50, العدد 17: 1–5, العدد 17: 1–13, العدد 17: 4, العدد 17: 8, العدد 17: 9–11, العدد 17: 12–13, العدد 18: 1–4, العدد 18: 1–32, العدد 18: 3–4, العدد 18: 5, العدد 18: 5–7, العدد 18: 6–7, العدد 18: 7, العدد 18: 8–14, العدد 18: 9–11, العدد 18: 14, العدد 18: 15–16, العدد 18: 19, العدد 18: 20–21, العدد 18: 23–24, العدد 18: 25–32, العدد 18: 31, العدد 18: 32, العدد 19: 1–10, العدد 19: 1–22, العدد 19: 3–5, العدد 19: 6, العدد 19: 7–10, العدد 19: 9, العدد 19: 11–19, العدد 19: 13, العدد 19: 14–16, العدد 19: 17–22, العدد 20: 1, العدد 20: 2, العدد 20: 2–13, العدد 20: 3, العدد 20: 6, العدد 20: 7–9, العدد 20: 8–9, العدد 20: 10–12, العدد 20: 13, العدد 20: 14–21, العدد 20: 14–21. 35, العدد 20: 17, العدد 20: 18–21, العدد 20: 22–23, العدد 20: 24–26, العدد 20: 27–29, العدد 21: 1, العدد 21: 1–22. 1, العدد 21: 2–3, العدد 21: 4–9, العدد 21: 6, العدد 21: 7–9, العدد 21: 10, العدد 21: 11–12, العدد 21: 13, العدد 21: 14–15, العدد 21: 16–18, العدد 21: 18–20, العدد 21: 21–22, العدد 21: 21–24, العدد 21: 21–35, العدد 21: 25, العدد 21: 26, العدد 21: 27–30, العدد 21: 28, العدد 21: 29, العدد 21: 30, العدد 21: 33–35, العدد 21: 35, العدد 22: 1, العدد 22: 2–3, العدد 22: 2–24. 25, العدد 22: 4, العدد 22: 5–6, العدد 22: 7, العدد 22: 8, العدد 22: 9–18, العدد 22: 18, العدد 22: 19–20, العدد 22: 21–41, العدد 22: 22, العدد 22: 28–31, العدد 22: 34, العدد 22: 35, العدد 22: 36, العدد 22: 37, العدد 22: 38, العدد 22: 39–41, العدد 22: 41, العدد 23: 1, العدد 23: 1–30, العدد 23: 7–8, العدد 23: 7–10, العدد 23: 13–26, العدد 23: 18–24, العدد 23: 19, العدد 23: 20–21, العدد 23: 23–24, العدد 23: 27–24: 14, العدد 24: 1–2, العدد 24: 3–9, العدد 24: 5–6, العدد 24: 6–7, العدد 24: 7–9, العدد 24: 10, العدد 24: 14, العدد 24: 15–25, العدد 24: 17, العدد 24: 21–22, العدد 24: 23, العدد 24: 23–24, العدد 24: 24, العدد 24: 25, العدد 25: 1, العدد 25: 1–18, العدد 25: 2, العدد 25: 3, العدد 25: 4, العدد 25: 6, العدد 25: 7–9, العدد 25: 10–13, العدد 25: 13, العدد 25: 16–18, العدد 26: 1–4, العدد 26: 1–65, العدد 26: 8–11, العدد 26: 33, العدد 26: 51, العدد 26: 52–56, العدد 26: 57–61, العدد 26: 62, العدد 26: 63–65, العدد 27: 1–11, العدد 27: 2, العدد 27: 3–4, العدد 27: 5–11, العدد 27: 12, العدد 27: 12–23, العدد 27: 15–17, العدد 27: 18–19, العدد 27: 20–21, العدد 28: 1–2, العدد 28: 1–29: 40, العدد 28: 2, العدد 28: 3–8, العدد 28: 9–10, العدد 28: 11–15, العدد 28: 16–25, العدد 28: 26–31, العدد 29: 1–6, العدد 29: 7, العدد 29: 7–11, العدد 29: 12–38, العدد 29: 39, العدد 30: 1–2, العدد 30: 1–16, العدد 30: 3–5, العدد 30: 6–8, العدد 30: 9, العدد 30: 10–15, العدد 31: 1–2, العدد 31: 3–5, العدد 31: 6, العدد 31: 7, العدد 31: 8, العدد 31: 9–13, العدد 31: 10, العدد 31: 13, العدد 31: 14–16, العدد 31: 17–18, العدد 31: 19–24, العدد 31: 25–31, العدد 31: 32–35, العدد 31: 36–47, العدد 31: 48–49, العدد 31: 50–54, العدد 32: 1, العدد 32: 1–5, العدد 32: 3, العدد 32: 6–15, العدد 32: 12, العدد 32: 16–19, العدد 32: 20–24, العدد 32: 25–27, العدد 32: 28–30, العدد 32: 31–32, العدد 32: 33–42, العدد 32: 34–36, العدد 32: 37–38, العدد 32: 39–42, العدد 33: 1–2, العدد 33: 1–56, العدد 33: 3, العدد 33: 4, العدد 33: 5–15, العدد 33: 6, العدد 33: 9, العدد 33: 14, العدد 33: 15, العدد 33: 16–17, العدد 33: 16–36, العدد 33: 18–30, العدد 33: 30–31, العدد 33: 35, العدد 33: 36, العدد 33: 37–49, العدد 33: 38–39, العدد 33: 42–49, العدد 33: 47, العدد 33: 50–56, العدد 33: 54, العدد 33: 55–56, العدد 34: 1–29, العدد 34: 3–5, العدد 34: 4, العدد 34: 5, العدد 34: 6–9, العدد 34: 11, العدد 34: 12, العدد 34: 13–15, العدد 34: 16–29, العدد 34: 19–28, العدد 35: 1–34, العدد 35: 4–5, العدد 35: 6–34, العدد 35: 12, العدد 35: 15, العدد 35: 15–24, العدد 35: 19, العدد 35: 22–23, العدد 35: 24–25, العدد 35: 26–29, العدد 35: 30, العدد 35: 31–32, العدد 35: 33, العدد 35: 34, العدد 36: 1–4, العدد 36: 1–13, العدد 36: 5, العدد 36: 6–9, العدد 36: 10–12, العدد 36: 13</w:t>
       </w:r>
       <w:r>
         <w:rPr>

--- a/arb/docx/04.content.docx
+++ b/arb/docx/04.content.docx
@@ -163,21 +163,6 @@
           <w:lang w:val="ar_AE" w:bidi="ar_AE"/>
         </w:rPr>
         <w:t>NUM</w:t>
-      </w:r>
-      <w:r>
-        <w:rPr>
-          <w:lang w:val="ar_AE" w:bidi="ar_AE"/>
-        </w:rPr>
-      </w:r>
-    </w:p>
-    <w:p>
-      <w:pPr>
-        <w:bidi/>
-      </w:pPr>
-      <w:r>
-        <w:rPr>
-          <w:lang w:val="ar_AE" w:bidi="ar_AE"/>
-        </w:rPr>
       </w:r>
       <w:r>
         <w:rPr>

--- a/arb/docx/04.content.docx
+++ b/arb/docx/04.content.docx
@@ -22,7 +22,7 @@
         <w:rPr>
           <w:lang w:val="ar_AE" w:bidi="ar_AE"/>
         </w:rPr>
-        <w:t>Resource: Tyndale Open Study Notes</w:t>
+        <w:t>Resource: Aquifer Open Study Notes</w:t>
       </w:r>
       <w:r>
         <w:rPr>
@@ -122,7 +122,7 @@
         <w:rPr>
           <w:lang w:val="ar_AE" w:bidi="ar_AE"/>
         </w:rPr>
-        <w:t>Tyndale Open Study Notes</w:t>
+        <w:t>Aquifer Open Study Notes</w:t>
       </w:r>
     </w:p>
     <w:p>
